--- a/_translations/fr/02_Юридический_фундамент/Учреждение_АО_оператора_и_РКН.docx
+++ b/_translations/fr/02_Юридический_фундамент/Учреждение_АО_оператора_и_РКН.docx
@@ -993,7 +993,7 @@
               <w:rPr>
                 <w:sz w:val="17"/>
               </w:rPr>
-              <w:t>100 %</w:t>
+              <w:t>100 %</w:t>
             </w:r>
           </w:p>
         </w:tc>
@@ -1086,7 +1086,7 @@
               <w:rPr>
                 <w:sz w:val="17"/>
               </w:rPr>
-              <w:t>85,8 %</w:t>
+              <w:t>85,8 %</w:t>
             </w:r>
           </w:p>
         </w:tc>
@@ -1104,7 +1104,7 @@
               <w:rPr>
                 <w:sz w:val="17"/>
               </w:rPr>
-              <w:t>9,21 %</w:t>
+              <w:t>9,21 %</w:t>
             </w:r>
           </w:p>
         </w:tc>
@@ -1179,7 +1179,7 @@
               <w:rPr>
                 <w:sz w:val="17"/>
               </w:rPr>
-              <w:t>64 %</w:t>
+              <w:t>64 %</w:t>
             </w:r>
           </w:p>
         </w:tc>
@@ -1197,7 +1197,7 @@
               <w:rPr>
                 <w:sz w:val="17"/>
               </w:rPr>
-              <w:t>25 %</w:t>
+              <w:t>25 %</w:t>
             </w:r>
           </w:p>
         </w:tc>
@@ -1272,7 +1272,7 @@
               <w:rPr>
                 <w:sz w:val="17"/>
               </w:rPr>
-              <w:t>48 %</w:t>
+              <w:t>48 %</w:t>
             </w:r>
           </w:p>
         </w:tc>
@@ -1290,7 +1290,7 @@
               <w:rPr>
                 <w:sz w:val="17"/>
               </w:rPr>
-              <w:t>25 %</w:t>
+              <w:t>25 %</w:t>
             </w:r>
           </w:p>
         </w:tc>
@@ -1308,7 +1308,7 @@
               <w:rPr>
                 <w:sz w:val="17"/>
               </w:rPr>
-              <w:t>15 %</w:t>
+              <w:t>15 %</w:t>
             </w:r>
           </w:p>
         </w:tc>
@@ -1326,7 +1326,7 @@
               <w:rPr>
                 <w:sz w:val="17"/>
               </w:rPr>
-              <w:t>12 %</w:t>
+              <w:t>12 %</w:t>
             </w:r>
           </w:p>
         </w:tc>
